--- a/downloads/documents/04 Units/Unit 05 - Apparel and Textile Production and Design - Make It, Mend It, Wear It/Lesson 05.04 - Care Labels and Laundry and the Fibers and Care Quiz.docx
+++ b/downloads/documents/04 Units/Unit 05 - Apparel and Textile Production and Design - Make It, Mend It, Wear It/Lesson 05.04 - Care Labels and Laundry and the Fibers and Care Quiz.docx
@@ -361,7 +361,7 @@
         <w:t xml:space="preserve">Vocabulary 05.md</w:t>
       </w:r>
       <w:r>
-        <w:t xml:space="preserve">) for Turkish, Portuguese, and Spanish.</w:t>
+        <w:t xml:space="preserve">) for Spanish.</w:t>
       </w:r>
     </w:p>
     <w:p>
@@ -1737,7 +1737,7 @@
         <w:pStyle w:val="Compact"/>
       </w:pPr>
       <w:r>
-        <w:t xml:space="preserve">ELL: the symbols are pictures, which makes this the most accessible lesson in the topic; the handout’s symbol guide is a picture key with the Turkish, Portuguese, and Spanish word for wash, bleach, dry, iron, and dry clean beside each (see</w:t>
+        <w:t xml:space="preserve">ELL: the symbols are pictures, which makes this the most accessible lesson in the topic; the handout’s symbol guide is a picture key with the Spanish words for wash, bleach, dry, iron, and dry clean beside each (see</w:t>
       </w:r>
       <w:r>
         <w:t xml:space="preserve"> </w:t>
